--- a/Calendario2026/Actividades/A1_VLSM/Act1_VLSM__.docx
+++ b/Calendario2026/Actividades/A1_VLSM/Act1_VLSM__.docx
@@ -170,7 +170,7 @@
                                     </pic:cNvPicPr>
                                   </pic:nvPicPr>
                                   <pic:blipFill>
-                                    <a:blip r:embed="rId7">
+                                    <a:blip r:embed="rId8">
                                       <a:extLst>
                                         <a:ext uri="{28A0092B-C50C-407E-A947-70E740481C1C}">
                                           <a14:useLocalDpi xmlns:a14="http://schemas.microsoft.com/office/drawing/2010/main" val="0"/>
@@ -219,8 +219,16 @@
         <w:rPr>
           <w:lang w:val="es-MX"/>
         </w:rPr>
-        <w:t>Instituto Tecnoló</w:t>
-      </w:r>
+        <w:t xml:space="preserve">Instituto </w:t>
+      </w:r>
+      <w:proofErr w:type="spellStart"/>
+      <w:r>
+        <w:rPr>
+          <w:lang w:val="es-MX"/>
+        </w:rPr>
+        <w:t>Tecnoló</w:t>
+      </w:r>
+      <w:proofErr w:type="spellEnd"/>
     </w:p>
     <w:p>
       <w:pPr>
@@ -281,17 +289,7 @@
           <w:szCs w:val="24"/>
           <w:lang w:val="es-MX"/>
         </w:rPr>
-        <w:t xml:space="preserve">Tarea </w:t>
-      </w:r>
-      <w:r>
-        <w:rPr>
-          <w:rFonts w:ascii="Arial" w:hAnsi="Arial" w:cs="Arial"/>
-          <w:b/>
-          <w:sz w:val="24"/>
-          <w:szCs w:val="24"/>
-          <w:lang w:val="es-MX"/>
-        </w:rPr>
-        <w:t>2</w:t>
+        <w:t>Actividad 1</w:t>
       </w:r>
       <w:r>
         <w:rPr>
@@ -2235,7 +2233,7 @@
                     </pic:cNvPicPr>
                   </pic:nvPicPr>
                   <pic:blipFill>
-                    <a:blip r:embed="rId8">
+                    <a:blip r:embed="rId9">
                       <a:extLst>
                         <a:ext uri="{28A0092B-C50C-407E-A947-70E740481C1C}">
                           <a14:useLocalDpi xmlns:a14="http://schemas.microsoft.com/office/drawing/2010/main" val="0"/>
@@ -2992,7 +2990,27 @@
           <w:szCs w:val="20"/>
           <w:lang w:val="es-MX"/>
         </w:rPr>
-        <w:t>Tomar en cuenta una dirección extra para la interface del ruteador</w:t>
+        <w:t xml:space="preserve">Tomar en cuenta una dirección extra para la </w:t>
+      </w:r>
+      <w:proofErr w:type="gramStart"/>
+      <w:r>
+        <w:rPr>
+          <w:rFonts w:ascii="Arial" w:eastAsia="Times New Roman" w:hAnsi="Arial" w:cs="Arial"/>
+          <w:sz w:val="20"/>
+          <w:szCs w:val="20"/>
+          <w:lang w:val="es-MX"/>
+        </w:rPr>
+        <w:t>interface</w:t>
+      </w:r>
+      <w:proofErr w:type="gramEnd"/>
+      <w:r>
+        <w:rPr>
+          <w:rFonts w:ascii="Arial" w:eastAsia="Times New Roman" w:hAnsi="Arial" w:cs="Arial"/>
+          <w:sz w:val="20"/>
+          <w:szCs w:val="20"/>
+          <w:lang w:val="es-MX"/>
+        </w:rPr>
+        <w:t xml:space="preserve"> del ruteador</w:t>
       </w:r>
       <w:r>
         <w:rPr>
@@ -3140,6 +3158,7 @@
                 <w:szCs w:val="18"/>
               </w:rPr>
             </w:pPr>
+            <w:proofErr w:type="spellStart"/>
             <w:r>
               <w:rPr>
                 <w:rFonts w:ascii="Arial" w:hAnsi="Arial" w:cs="Arial"/>
@@ -3150,6 +3169,7 @@
               </w:rPr>
               <w:t>Descripción</w:t>
             </w:r>
+            <w:proofErr w:type="spellEnd"/>
           </w:p>
           <w:p>
             <w:pPr>
@@ -3163,6 +3183,7 @@
                 <w:szCs w:val="18"/>
               </w:rPr>
             </w:pPr>
+            <w:proofErr w:type="spellStart"/>
             <w:r>
               <w:rPr>
                 <w:rFonts w:ascii="Arial" w:hAnsi="Arial" w:cs="Arial"/>
@@ -3173,6 +3194,7 @@
               </w:rPr>
               <w:t>Subred</w:t>
             </w:r>
+            <w:proofErr w:type="spellEnd"/>
           </w:p>
         </w:tc>
         <w:tc>
@@ -3193,6 +3215,7 @@
                 <w:szCs w:val="18"/>
               </w:rPr>
             </w:pPr>
+            <w:proofErr w:type="spellStart"/>
             <w:r>
               <w:rPr>
                 <w:rFonts w:ascii="Arial" w:hAnsi="Arial" w:cs="Arial"/>
@@ -3211,20 +3234,10 @@
                 <w:sz w:val="18"/>
                 <w:szCs w:val="18"/>
               </w:rPr>
-              <w:t>úmero de hosts</w:t>
-            </w:r>
-          </w:p>
-        </w:tc>
-        <w:tc>
-          <w:tcPr>
-            <w:tcW w:w="2552" w:type="dxa"/>
-            <w:shd w:val="clear" w:color="auto" w:fill="F2F2F2" w:themeFill="background1" w:themeFillShade="F2"/>
-            <w:vAlign w:val="center"/>
-          </w:tcPr>
-          <w:p>
-            <w:pPr>
-              <w:spacing w:line="300" w:lineRule="exact"/>
-              <w:jc w:val="center"/>
+              <w:t>úmero</w:t>
+            </w:r>
+            <w:proofErr w:type="spellEnd"/>
+            <w:r>
               <w:rPr>
                 <w:rFonts w:ascii="Arial" w:hAnsi="Arial" w:cs="Arial"/>
                 <w:b/>
@@ -3232,8 +3245,20 @@
                 <w:sz w:val="18"/>
                 <w:szCs w:val="18"/>
               </w:rPr>
-            </w:pPr>
-            <w:r>
+              <w:t xml:space="preserve"> de hosts</w:t>
+            </w:r>
+          </w:p>
+        </w:tc>
+        <w:tc>
+          <w:tcPr>
+            <w:tcW w:w="2552" w:type="dxa"/>
+            <w:shd w:val="clear" w:color="auto" w:fill="F2F2F2" w:themeFill="background1" w:themeFillShade="F2"/>
+            <w:vAlign w:val="center"/>
+          </w:tcPr>
+          <w:p>
+            <w:pPr>
+              <w:spacing w:line="300" w:lineRule="exact"/>
+              <w:jc w:val="center"/>
               <w:rPr>
                 <w:rFonts w:ascii="Arial" w:hAnsi="Arial" w:cs="Arial"/>
                 <w:b/>
@@ -3241,20 +3266,8 @@
                 <w:sz w:val="18"/>
                 <w:szCs w:val="18"/>
               </w:rPr>
-              <w:t>Bits de host</w:t>
-            </w:r>
-          </w:p>
-        </w:tc>
-        <w:tc>
-          <w:tcPr>
-            <w:tcW w:w="851" w:type="dxa"/>
-            <w:shd w:val="clear" w:color="auto" w:fill="F2F2F2" w:themeFill="background1" w:themeFillShade="F2"/>
-            <w:vAlign w:val="center"/>
-          </w:tcPr>
-          <w:p>
-            <w:pPr>
-              <w:spacing w:line="300" w:lineRule="exact"/>
-              <w:jc w:val="center"/>
+            </w:pPr>
+            <w:r>
               <w:rPr>
                 <w:rFonts w:ascii="Arial" w:hAnsi="Arial" w:cs="Arial"/>
                 <w:b/>
@@ -3262,8 +3275,20 @@
                 <w:sz w:val="18"/>
                 <w:szCs w:val="18"/>
               </w:rPr>
-            </w:pPr>
-            <w:r>
+              <w:t>Bits de host</w:t>
+            </w:r>
+          </w:p>
+        </w:tc>
+        <w:tc>
+          <w:tcPr>
+            <w:tcW w:w="851" w:type="dxa"/>
+            <w:shd w:val="clear" w:color="auto" w:fill="F2F2F2" w:themeFill="background1" w:themeFillShade="F2"/>
+            <w:vAlign w:val="center"/>
+          </w:tcPr>
+          <w:p>
+            <w:pPr>
+              <w:spacing w:line="300" w:lineRule="exact"/>
+              <w:jc w:val="center"/>
               <w:rPr>
                 <w:rFonts w:ascii="Arial" w:hAnsi="Arial" w:cs="Arial"/>
                 <w:b/>
@@ -3271,20 +3296,9 @@
                 <w:sz w:val="18"/>
                 <w:szCs w:val="18"/>
               </w:rPr>
-              <w:t>Prefijo de red</w:t>
-            </w:r>
-          </w:p>
-        </w:tc>
-        <w:tc>
-          <w:tcPr>
-            <w:tcW w:w="1842" w:type="dxa"/>
-            <w:shd w:val="clear" w:color="auto" w:fill="F2F2F2" w:themeFill="background1" w:themeFillShade="F2"/>
-            <w:vAlign w:val="center"/>
-          </w:tcPr>
-          <w:p>
-            <w:pPr>
-              <w:spacing w:line="300" w:lineRule="exact"/>
-              <w:jc w:val="center"/>
+            </w:pPr>
+            <w:proofErr w:type="spellStart"/>
+            <w:r>
               <w:rPr>
                 <w:rFonts w:ascii="Arial" w:hAnsi="Arial" w:cs="Arial"/>
                 <w:b/>
@@ -3292,7 +3306,9 @@
                 <w:sz w:val="18"/>
                 <w:szCs w:val="18"/>
               </w:rPr>
-            </w:pPr>
+              <w:t>Prefijo</w:t>
+            </w:r>
+            <w:proofErr w:type="spellEnd"/>
             <w:r>
               <w:rPr>
                 <w:rFonts w:ascii="Arial" w:hAnsi="Arial" w:cs="Arial"/>
@@ -3301,9 +3317,20 @@
                 <w:sz w:val="18"/>
                 <w:szCs w:val="18"/>
               </w:rPr>
-              <w:t xml:space="preserve">Máscara </w:t>
-            </w:r>
-            <w:r>
+              <w:t xml:space="preserve"> de red</w:t>
+            </w:r>
+          </w:p>
+        </w:tc>
+        <w:tc>
+          <w:tcPr>
+            <w:tcW w:w="1842" w:type="dxa"/>
+            <w:shd w:val="clear" w:color="auto" w:fill="F2F2F2" w:themeFill="background1" w:themeFillShade="F2"/>
+            <w:vAlign w:val="center"/>
+          </w:tcPr>
+          <w:p>
+            <w:pPr>
+              <w:spacing w:line="300" w:lineRule="exact"/>
+              <w:jc w:val="center"/>
               <w:rPr>
                 <w:rFonts w:ascii="Arial" w:hAnsi="Arial" w:cs="Arial"/>
                 <w:b/>
@@ -3311,20 +3338,9 @@
                 <w:sz w:val="18"/>
                 <w:szCs w:val="18"/>
               </w:rPr>
-              <w:t>de subred</w:t>
-            </w:r>
-          </w:p>
-        </w:tc>
-        <w:tc>
-          <w:tcPr>
-            <w:tcW w:w="1134" w:type="dxa"/>
-            <w:shd w:val="clear" w:color="auto" w:fill="F2F2F2" w:themeFill="background1" w:themeFillShade="F2"/>
-            <w:vAlign w:val="center"/>
-          </w:tcPr>
-          <w:p>
-            <w:pPr>
-              <w:spacing w:line="300" w:lineRule="exact"/>
-              <w:jc w:val="center"/>
+            </w:pPr>
+            <w:proofErr w:type="spellStart"/>
+            <w:r>
               <w:rPr>
                 <w:rFonts w:ascii="Arial" w:hAnsi="Arial" w:cs="Arial"/>
                 <w:b/>
@@ -3332,7 +3348,9 @@
                 <w:sz w:val="18"/>
                 <w:szCs w:val="18"/>
               </w:rPr>
-            </w:pPr>
+              <w:t>Máscara</w:t>
+            </w:r>
+            <w:proofErr w:type="spellEnd"/>
             <w:r>
               <w:rPr>
                 <w:rFonts w:ascii="Arial" w:hAnsi="Arial" w:cs="Arial"/>
@@ -3341,20 +3359,9 @@
                 <w:sz w:val="18"/>
                 <w:szCs w:val="18"/>
               </w:rPr>
-              <w:t>Orden</w:t>
-            </w:r>
-          </w:p>
-        </w:tc>
-        <w:tc>
-          <w:tcPr>
-            <w:tcW w:w="2127" w:type="dxa"/>
-            <w:shd w:val="clear" w:color="auto" w:fill="F2F2F2" w:themeFill="background1" w:themeFillShade="F2"/>
-            <w:vAlign w:val="center"/>
-          </w:tcPr>
-          <w:p>
-            <w:pPr>
-              <w:spacing w:line="300" w:lineRule="exact"/>
-              <w:jc w:val="center"/>
+              <w:t xml:space="preserve"> </w:t>
+            </w:r>
+            <w:r>
               <w:rPr>
                 <w:rFonts w:ascii="Arial" w:hAnsi="Arial" w:cs="Arial"/>
                 <w:b/>
@@ -3362,7 +3369,9 @@
                 <w:sz w:val="18"/>
                 <w:szCs w:val="18"/>
               </w:rPr>
-            </w:pPr>
+              <w:t xml:space="preserve">de </w:t>
+            </w:r>
+            <w:proofErr w:type="spellStart"/>
             <w:r>
               <w:rPr>
                 <w:rFonts w:ascii="Arial" w:hAnsi="Arial" w:cs="Arial"/>
@@ -3371,8 +3380,71 @@
                 <w:sz w:val="18"/>
                 <w:szCs w:val="18"/>
               </w:rPr>
+              <w:t>subred</w:t>
+            </w:r>
+            <w:proofErr w:type="spellEnd"/>
+          </w:p>
+        </w:tc>
+        <w:tc>
+          <w:tcPr>
+            <w:tcW w:w="1134" w:type="dxa"/>
+            <w:shd w:val="clear" w:color="auto" w:fill="F2F2F2" w:themeFill="background1" w:themeFillShade="F2"/>
+            <w:vAlign w:val="center"/>
+          </w:tcPr>
+          <w:p>
+            <w:pPr>
+              <w:spacing w:line="300" w:lineRule="exact"/>
+              <w:jc w:val="center"/>
+              <w:rPr>
+                <w:rFonts w:ascii="Arial" w:hAnsi="Arial" w:cs="Arial"/>
+                <w:b/>
+                <w:bCs/>
+                <w:sz w:val="18"/>
+                <w:szCs w:val="18"/>
+              </w:rPr>
+            </w:pPr>
+            <w:r>
+              <w:rPr>
+                <w:rFonts w:ascii="Arial" w:hAnsi="Arial" w:cs="Arial"/>
+                <w:b/>
+                <w:bCs/>
+                <w:sz w:val="18"/>
+                <w:szCs w:val="18"/>
+              </w:rPr>
+              <w:t>Orden</w:t>
+            </w:r>
+          </w:p>
+        </w:tc>
+        <w:tc>
+          <w:tcPr>
+            <w:tcW w:w="2127" w:type="dxa"/>
+            <w:shd w:val="clear" w:color="auto" w:fill="F2F2F2" w:themeFill="background1" w:themeFillShade="F2"/>
+            <w:vAlign w:val="center"/>
+          </w:tcPr>
+          <w:p>
+            <w:pPr>
+              <w:spacing w:line="300" w:lineRule="exact"/>
+              <w:jc w:val="center"/>
+              <w:rPr>
+                <w:rFonts w:ascii="Arial" w:hAnsi="Arial" w:cs="Arial"/>
+                <w:b/>
+                <w:bCs/>
+                <w:sz w:val="18"/>
+                <w:szCs w:val="18"/>
+              </w:rPr>
+            </w:pPr>
+            <w:proofErr w:type="spellStart"/>
+            <w:r>
+              <w:rPr>
+                <w:rFonts w:ascii="Arial" w:hAnsi="Arial" w:cs="Arial"/>
+                <w:b/>
+                <w:bCs/>
+                <w:sz w:val="18"/>
+                <w:szCs w:val="18"/>
+              </w:rPr>
               <w:t>Subred</w:t>
             </w:r>
+            <w:proofErr w:type="spellEnd"/>
           </w:p>
         </w:tc>
       </w:tr>
@@ -5942,6 +6014,7 @@
                 <w:szCs w:val="20"/>
               </w:rPr>
             </w:pPr>
+            <w:proofErr w:type="spellStart"/>
             <w:r>
               <w:rPr>
                 <w:rFonts w:ascii="Arial" w:hAnsi="Arial" w:cs="Arial"/>
@@ -5951,6 +6024,7 @@
               </w:rPr>
               <w:t>Ruteador</w:t>
             </w:r>
+            <w:proofErr w:type="spellEnd"/>
           </w:p>
         </w:tc>
         <w:tc>
@@ -6007,7 +6081,27 @@
                 <w:sz w:val="20"/>
                 <w:szCs w:val="20"/>
               </w:rPr>
-              <w:t xml:space="preserve">             Dirección </w:t>
+              <w:t xml:space="preserve">             </w:t>
+            </w:r>
+            <w:proofErr w:type="spellStart"/>
+            <w:r>
+              <w:rPr>
+                <w:rFonts w:ascii="Arial" w:hAnsi="Arial" w:cs="Arial"/>
+                <w:b/>
+                <w:sz w:val="20"/>
+                <w:szCs w:val="20"/>
+              </w:rPr>
+              <w:t>Dirección</w:t>
+            </w:r>
+            <w:proofErr w:type="spellEnd"/>
+            <w:r>
+              <w:rPr>
+                <w:rFonts w:ascii="Arial" w:hAnsi="Arial" w:cs="Arial"/>
+                <w:b/>
+                <w:sz w:val="20"/>
+                <w:szCs w:val="20"/>
+              </w:rPr>
+              <w:t xml:space="preserve"> </w:t>
             </w:r>
             <w:r>
               <w:rPr>
@@ -6045,8 +6139,39 @@
                 <w:sz w:val="20"/>
                 <w:szCs w:val="20"/>
               </w:rPr>
-              <w:t xml:space="preserve">       Máscara de subred</w:t>
-            </w:r>
+              <w:t xml:space="preserve">       </w:t>
+            </w:r>
+            <w:proofErr w:type="spellStart"/>
+            <w:r>
+              <w:rPr>
+                <w:rFonts w:ascii="Arial" w:hAnsi="Arial" w:cs="Arial"/>
+                <w:b/>
+                <w:sz w:val="20"/>
+                <w:szCs w:val="20"/>
+              </w:rPr>
+              <w:t>Máscara</w:t>
+            </w:r>
+            <w:proofErr w:type="spellEnd"/>
+            <w:r>
+              <w:rPr>
+                <w:rFonts w:ascii="Arial" w:hAnsi="Arial" w:cs="Arial"/>
+                <w:b/>
+                <w:sz w:val="20"/>
+                <w:szCs w:val="20"/>
+              </w:rPr>
+              <w:t xml:space="preserve"> de </w:t>
+            </w:r>
+            <w:proofErr w:type="spellStart"/>
+            <w:r>
+              <w:rPr>
+                <w:rFonts w:ascii="Arial" w:hAnsi="Arial" w:cs="Arial"/>
+                <w:b/>
+                <w:sz w:val="20"/>
+                <w:szCs w:val="20"/>
+              </w:rPr>
+              <w:t>subred</w:t>
+            </w:r>
+            <w:proofErr w:type="spellEnd"/>
           </w:p>
         </w:tc>
       </w:tr>
@@ -7192,7 +7317,7 @@
       </w:pPr>
     </w:p>
     <w:sectPr>
-      <w:footerReference w:type="default" r:id="rId9"/>
+      <w:footerReference w:type="default" r:id="rId10"/>
       <w:pgSz w:w="12240" w:h="15840"/>
       <w:pgMar w:top="940" w:right="580" w:bottom="1140" w:left="500" w:header="0" w:footer="959" w:gutter="0"/>
       <w:cols w:space="720"/>
